--- a/templates/AR/UAE/Annexure.docx
+++ b/templates/AR/UAE/Annexure.docx
@@ -905,6 +905,34 @@
           <w:b/>
         </w:rPr>
       </w:pPr>
+      <w:r>
+        <w:rPr>
+          <w:b/>
+          <w:noProof/>
+        </w:rPr>
+        <w:pict w14:anchorId="174E44D0">
+          <v:rect id="_x0000_s1027" style="position:absolute;margin-left:-24.3pt;margin-top:10.15pt;width:115.8pt;height:63.45pt;z-index:251663360;mso-position-horizontal-relative:text;mso-position-vertical-relative:text" fillcolor="#4f81bd [3204]" stroked="f">
+            <v:textbox style="mso-next-textbox:#_x0000_s1027">
+              <w:txbxContent>
+                <w:p>
+                  <w:pPr>
+                    <w:rPr>
+                      <w:lang w:val="en-IN"/>
+                    </w:rPr>
+                  </w:pPr>
+                  <w:r>
+                    <w:rPr>
+                      <w:lang w:val="en-IN"/>
+                    </w:rPr>
+                    <w:t>{{SPONSOR_SIGNATURE}}</w:t>
+                  </w:r>
+                </w:p>
+                <w:p/>
+              </w:txbxContent>
+            </v:textbox>
+          </v:rect>
+        </w:pict>
+      </w:r>
     </w:p>
     <w:p>
       <w:pPr>
@@ -912,6 +940,42 @@
           <w:b/>
         </w:rPr>
       </w:pPr>
+    </w:p>
+    <w:p>
+      <w:pPr>
+        <w:rPr>
+          <w:b/>
+        </w:rPr>
+      </w:pPr>
+      <w:r>
+        <w:rPr>
+          <w:b/>
+          <w:noProof/>
+        </w:rPr>
+        <w:pict w14:anchorId="66949239">
+          <v:rect id="_x0000_s1026" style="position:absolute;margin-left:-29.3pt;margin-top:-47.65pt;width:125.95pt;height:74.85pt;z-index:251662336;mso-position-horizontal-relative:text;mso-position-vertical-relative:text">
+            <v:textbox style="mso-next-textbox:#_x0000_s1026">
+              <w:txbxContent>
+                <w:p>
+                  <w:pPr>
+                    <w:rPr>
+                      <w:lang w:val="en-IN"/>
+                    </w:rPr>
+                  </w:pPr>
+                  <w:proofErr w:type="spellStart"/>
+                  <w:r>
+                    <w:rPr>
+                      <w:lang w:val="en-IN"/>
+                    </w:rPr>
+                    <w:t>BoarderBoX</w:t>
+                  </w:r>
+                  <w:proofErr w:type="spellEnd"/>
+                </w:p>
+              </w:txbxContent>
+            </v:textbox>
+          </v:rect>
+        </w:pict>
+      </w:r>
     </w:p>
     <w:p>
       <w:pPr>
